--- a/01-observation-and-record/Record/Experiment-01-Static-Webpage/Experiment 01 — College Information Portal using HTML5.docx
+++ b/01-observation-and-record/Record/Experiment-01-Static-Webpage/Experiment 01 — College Information Portal using HTML5.docx
@@ -8,6 +8,7 @@
       </w:pPr>
       <w:r>
         <w:rPr>
+          <w:rFonts w:ascii="Times New Roman" w:hAnsi="Times New Roman"/>
           <w:b/>
           <w:sz w:val="36"/>
         </w:rPr>
@@ -20,10 +21,11 @@
       </w:pPr>
       <w:r>
         <w:rPr>
+          <w:rFonts w:ascii="Times New Roman" w:hAnsi="Times New Roman"/>
           <w:b/>
-          <w:sz w:val="28"/>
+          <w:sz w:val="30"/>
         </w:rPr>
-        <w:t>RECORD — EXPERIMENT 01</w:t>
+        <w:t>LABORATORY RECORD — EXPERIMENT 01</w:t>
       </w:r>
     </w:p>
     <w:p>
@@ -31,40 +33,217 @@
         <w:pStyle w:val="Heading1"/>
       </w:pPr>
       <w:r>
-        <w:t>Basic Information</w:t>
+        <w:t>1. BASIC INFORMATION</w:t>
+      </w:r>
+    </w:p>
+    <w:tbl>
+      <w:tblPr>
+        <w:tblStyle w:val="TableGrid"/>
+        <w:tblW w:type="auto" w:w="0"/>
+        <w:jc w:val="center"/>
+        <w:tblLook w:firstColumn="1" w:firstRow="1" w:lastColumn="0" w:lastRow="0" w:noHBand="0" w:noVBand="1" w:val="04A0"/>
+      </w:tblPr>
+      <w:tblGrid>
+        <w:gridCol w:w="5040"/>
+        <w:gridCol w:w="5040"/>
+      </w:tblGrid>
+      <w:tr>
+        <w:tc>
+          <w:tcPr>
+            <w:tcW w:type="dxa" w:w="5040"/>
+            <w:vAlign w:val="center"/>
+            <w:shd w:fill="D9EAF7"/>
+          </w:tcPr>
+          <w:p>
+            <w:r/>
+            <w:r>
+              <w:rPr>
+                <w:rFonts w:ascii="Times New Roman" w:hAnsi="Times New Roman"/>
+                <w:b/>
+                <w:sz w:val="21"/>
+              </w:rPr>
+              <w:t>Experiment No.</w:t>
+            </w:r>
+          </w:p>
+        </w:tc>
+        <w:tc>
+          <w:tcPr>
+            <w:tcW w:type="dxa" w:w="5040"/>
+            <w:vAlign w:val="center"/>
+          </w:tcPr>
+          <w:p>
+            <w:r/>
+            <w:r>
+              <w:rPr>
+                <w:rFonts w:ascii="Times New Roman" w:hAnsi="Times New Roman"/>
+                <w:b w:val="0"/>
+                <w:sz w:val="21"/>
+              </w:rPr>
+              <w:t>01</w:t>
+            </w:r>
+          </w:p>
+        </w:tc>
+      </w:tr>
+      <w:tr>
+        <w:tc>
+          <w:tcPr>
+            <w:tcW w:type="dxa" w:w="5040"/>
+            <w:vAlign w:val="center"/>
+            <w:shd w:fill="D9EAF7"/>
+          </w:tcPr>
+          <w:p>
+            <w:r/>
+            <w:r>
+              <w:rPr>
+                <w:rFonts w:ascii="Times New Roman" w:hAnsi="Times New Roman"/>
+                <w:b/>
+                <w:sz w:val="21"/>
+              </w:rPr>
+              <w:t>Date</w:t>
+            </w:r>
+          </w:p>
+        </w:tc>
+        <w:tc>
+          <w:tcPr>
+            <w:tcW w:type="dxa" w:w="5040"/>
+            <w:vAlign w:val="center"/>
+          </w:tcPr>
+          <w:p>
+            <w:r/>
+            <w:r>
+              <w:rPr>
+                <w:rFonts w:ascii="Times New Roman" w:hAnsi="Times New Roman"/>
+                <w:b w:val="0"/>
+                <w:sz w:val="21"/>
+              </w:rPr>
+              <w:t>27/07/2026</w:t>
+            </w:r>
+          </w:p>
+        </w:tc>
+      </w:tr>
+      <w:tr>
+        <w:tc>
+          <w:tcPr>
+            <w:tcW w:type="dxa" w:w="5040"/>
+            <w:vAlign w:val="center"/>
+            <w:shd w:fill="D9EAF7"/>
+          </w:tcPr>
+          <w:p>
+            <w:r/>
+            <w:r>
+              <w:rPr>
+                <w:rFonts w:ascii="Times New Roman" w:hAnsi="Times New Roman"/>
+                <w:b/>
+                <w:sz w:val="21"/>
+              </w:rPr>
+              <w:t>Title</w:t>
+            </w:r>
+          </w:p>
+        </w:tc>
+        <w:tc>
+          <w:tcPr>
+            <w:tcW w:type="dxa" w:w="5040"/>
+            <w:vAlign w:val="center"/>
+          </w:tcPr>
+          <w:p>
+            <w:r/>
+            <w:r>
+              <w:rPr>
+                <w:rFonts w:ascii="Times New Roman" w:hAnsi="Times New Roman"/>
+                <w:b w:val="0"/>
+                <w:sz w:val="21"/>
+              </w:rPr>
+              <w:t>Design Static Webpage using HTML Components</w:t>
+            </w:r>
+          </w:p>
+        </w:tc>
+      </w:tr>
+      <w:tr>
+        <w:tc>
+          <w:tcPr>
+            <w:tcW w:type="dxa" w:w="5040"/>
+            <w:vAlign w:val="center"/>
+            <w:shd w:fill="D9EAF7"/>
+          </w:tcPr>
+          <w:p>
+            <w:r/>
+            <w:r>
+              <w:rPr>
+                <w:rFonts w:ascii="Times New Roman" w:hAnsi="Times New Roman"/>
+                <w:b/>
+                <w:sz w:val="21"/>
+              </w:rPr>
+              <w:t>Application</w:t>
+            </w:r>
+          </w:p>
+        </w:tc>
+        <w:tc>
+          <w:tcPr>
+            <w:tcW w:type="dxa" w:w="5040"/>
+            <w:vAlign w:val="center"/>
+          </w:tcPr>
+          <w:p>
+            <w:r/>
+            <w:r>
+              <w:rPr>
+                <w:rFonts w:ascii="Times New Roman" w:hAnsi="Times New Roman"/>
+                <w:b w:val="0"/>
+                <w:sz w:val="21"/>
+              </w:rPr>
+              <w:t>College Information Portal</w:t>
+            </w:r>
+          </w:p>
+        </w:tc>
+      </w:tr>
+      <w:tr>
+        <w:tc>
+          <w:tcPr>
+            <w:tcW w:type="dxa" w:w="5040"/>
+            <w:vAlign w:val="center"/>
+            <w:shd w:fill="D9EAF7"/>
+          </w:tcPr>
+          <w:p>
+            <w:r/>
+            <w:r>
+              <w:rPr>
+                <w:rFonts w:ascii="Times New Roman" w:hAnsi="Times New Roman"/>
+                <w:b/>
+                <w:sz w:val="21"/>
+              </w:rPr>
+              <w:t>Course Outcome</w:t>
+            </w:r>
+          </w:p>
+        </w:tc>
+        <w:tc>
+          <w:tcPr>
+            <w:tcW w:type="dxa" w:w="5040"/>
+            <w:vAlign w:val="center"/>
+          </w:tcPr>
+          <w:p>
+            <w:r/>
+            <w:r>
+              <w:rPr>
+                <w:rFonts w:ascii="Times New Roman" w:hAnsi="Times New Roman"/>
+                <w:b w:val="0"/>
+                <w:sz w:val="21"/>
+              </w:rPr>
+              <w:t>CO1</w:t>
+            </w:r>
+          </w:p>
+        </w:tc>
+      </w:tr>
+    </w:tbl>
+    <w:p>
+      <w:pPr>
+        <w:pStyle w:val="Heading1"/>
+      </w:pPr>
+      <w:r>
+        <w:t>2. AIM</w:t>
       </w:r>
     </w:p>
     <w:p>
       <w:r>
-        <w:rPr>
-          <w:b/>
-        </w:rPr>
-        <w:t xml:space="preserve">Experiment No: </w:t>
-      </w:r>
-      <w:r>
-        <w:t>01</w:t>
-      </w:r>
-    </w:p>
-    <w:p>
-      <w:r>
-        <w:rPr>
-          <w:b/>
-        </w:rPr>
-        <w:t xml:space="preserve">Date: </w:t>
-      </w:r>
-      <w:r>
-        <w:t>27/07/2026</w:t>
-      </w:r>
-    </w:p>
-    <w:p>
-      <w:r>
-        <w:rPr>
-          <w:b/>
-        </w:rPr>
-        <w:t xml:space="preserve">Title: </w:t>
-      </w:r>
-      <w:r>
-        <w:t>Creating a College Information Portal using HTML5</w:t>
+        <w:t>To design and develop a static College Information Portal using basic HTML components such as headings, paragraphs, hyperlinks, lists, tables, images, forms, audio, video, and footer elements.</w:t>
       </w:r>
     </w:p>
     <w:p>
@@ -72,12 +251,55 @@
         <w:pStyle w:val="Heading1"/>
       </w:pPr>
       <w:r>
-        <w:t>Objective / Aim</w:t>
+        <w:t>3. OBJECTIVE</w:t>
       </w:r>
     </w:p>
     <w:p>
+      <w:pPr>
+        <w:pStyle w:val="ListBullet"/>
+      </w:pPr>
       <w:r>
-        <w:t>To design and implement a structured college information webpage using HTML5 elements, forms, tables, images, hyperlinks, semantic elements, HTML5 input types, and multimedia.</w:t>
+        <w:t>Create a basic static webpage using HTML.</w:t>
+      </w:r>
+    </w:p>
+    <w:p>
+      <w:pPr>
+        <w:pStyle w:val="ListBullet"/>
+      </w:pPr>
+      <w:r>
+        <w:t>Organize college information using headings and paragraphs.</w:t>
+      </w:r>
+    </w:p>
+    <w:p>
+      <w:pPr>
+        <w:pStyle w:val="ListBullet"/>
+      </w:pPr>
+      <w:r>
+        <w:t>Display departments and facilities using ordered and unordered lists.</w:t>
+      </w:r>
+    </w:p>
+    <w:p>
+      <w:pPr>
+        <w:pStyle w:val="ListBullet"/>
+      </w:pPr>
+      <w:r>
+        <w:t>Display student information using an HTML table.</w:t>
+      </w:r>
+    </w:p>
+    <w:p>
+      <w:pPr>
+        <w:pStyle w:val="ListBullet"/>
+      </w:pPr>
+      <w:r>
+        <w:t>Create a student registration form using different input controls.</w:t>
+      </w:r>
+    </w:p>
+    <w:p>
+      <w:pPr>
+        <w:pStyle w:val="ListBullet"/>
+      </w:pPr>
+      <w:r>
+        <w:t>Embed images, audio, and video in the webpage.</w:t>
       </w:r>
     </w:p>
     <w:p>
@@ -85,79 +307,17 @@
         <w:pStyle w:val="Heading1"/>
       </w:pPr>
       <w:r>
-        <w:t>System Requirements</w:t>
+        <w:t>4. THEORY</w:t>
       </w:r>
     </w:p>
     <w:p>
-      <w:pPr>
-        <w:pStyle w:val="Heading2"/>
-      </w:pPr>
       <w:r>
-        <w:t>Hardware</w:t>
+        <w:t>HTML (HyperText Markup Language) is used to structure the content of webpages. A static webpage displays predefined content and does not require server-side processing to present the information. HTML elements such as headings, paragraphs, lists, tables, links, forms, images, audio, video, and footer elements can be combined to create a structured webpage.</w:t>
       </w:r>
     </w:p>
     <w:p>
-      <w:pPr>
-        <w:pStyle w:val="ListBullet"/>
-      </w:pPr>
       <w:r>
-        <w:t>Processor: Intel Core i5 or equivalent</w:t>
-      </w:r>
-    </w:p>
-    <w:p>
-      <w:pPr>
-        <w:pStyle w:val="ListBullet"/>
-      </w:pPr>
-      <w:r>
-        <w:t>RAM: 8 GB or above</w:t>
-      </w:r>
-    </w:p>
-    <w:p>
-      <w:pPr>
-        <w:pStyle w:val="ListBullet"/>
-      </w:pPr>
-      <w:r>
-        <w:t>Storage: 10 GB free space</w:t>
-      </w:r>
-    </w:p>
-    <w:p>
-      <w:pPr>
-        <w:pStyle w:val="Heading2"/>
-      </w:pPr>
-      <w:r>
-        <w:t>Software</w:t>
-      </w:r>
-    </w:p>
-    <w:p>
-      <w:pPr>
-        <w:pStyle w:val="ListBullet"/>
-      </w:pPr>
-      <w:r>
-        <w:t>Operating System: Windows 10/11</w:t>
-      </w:r>
-    </w:p>
-    <w:p>
-      <w:pPr>
-        <w:pStyle w:val="ListBullet"/>
-      </w:pPr>
-      <w:r>
-        <w:t>Code Editor: Visual Studio Code</w:t>
-      </w:r>
-    </w:p>
-    <w:p>
-      <w:pPr>
-        <w:pStyle w:val="ListBullet"/>
-      </w:pPr>
-      <w:r>
-        <w:t>Web Browser: Google Chrome / Microsoft Edge</w:t>
-      </w:r>
-    </w:p>
-    <w:p>
-      <w:pPr>
-        <w:pStyle w:val="ListBullet"/>
-      </w:pPr>
-      <w:r>
-        <w:t>Technology: HTML5</w:t>
+        <w:t>In this experiment, the webpage is organized as a College Information Portal. The page contains college information, department and facility lists, student details, a registration form, college images, an audio player, and a video player.</w:t>
       </w:r>
     </w:p>
     <w:p>
@@ -165,12 +325,127 @@
         <w:pStyle w:val="Heading1"/>
       </w:pPr>
       <w:r>
-        <w:t>Architecture / Design</w:t>
+        <w:t>5. SYSTEM REQUIREMENTS</w:t>
+      </w:r>
+    </w:p>
+    <w:tbl>
+      <w:tblPr>
+        <w:tblStyle w:val="TableGrid"/>
+        <w:tblW w:type="auto" w:w="0"/>
+        <w:jc w:val="center"/>
+        <w:tblLook w:firstColumn="1" w:firstRow="1" w:lastColumn="0" w:lastRow="0" w:noHBand="0" w:noVBand="1" w:val="04A0"/>
+      </w:tblPr>
+      <w:tblGrid>
+        <w:gridCol w:w="5040"/>
+        <w:gridCol w:w="5040"/>
+      </w:tblGrid>
+      <w:tr>
+        <w:tc>
+          <w:tcPr>
+            <w:tcW w:type="dxa" w:w="5040"/>
+            <w:vAlign w:val="center"/>
+            <w:shd w:fill="D9EAF7"/>
+          </w:tcPr>
+          <w:p>
+            <w:r/>
+            <w:r>
+              <w:rPr>
+                <w:rFonts w:ascii="Times New Roman" w:hAnsi="Times New Roman"/>
+                <w:b/>
+                <w:sz w:val="21"/>
+              </w:rPr>
+              <w:t>Hardware</w:t>
+            </w:r>
+          </w:p>
+        </w:tc>
+        <w:tc>
+          <w:tcPr>
+            <w:tcW w:type="dxa" w:w="5040"/>
+            <w:vAlign w:val="center"/>
+            <w:shd w:fill="D9EAF7"/>
+          </w:tcPr>
+          <w:p>
+            <w:r/>
+            <w:r>
+              <w:rPr>
+                <w:rFonts w:ascii="Times New Roman" w:hAnsi="Times New Roman"/>
+                <w:b/>
+                <w:sz w:val="21"/>
+              </w:rPr>
+              <w:t>Software / Technology</w:t>
+            </w:r>
+          </w:p>
+        </w:tc>
+      </w:tr>
+      <w:tr>
+        <w:tc>
+          <w:tcPr>
+            <w:tcW w:type="dxa" w:w="5040"/>
+            <w:vAlign w:val="center"/>
+          </w:tcPr>
+          <w:p>
+            <w:r/>
+            <w:r>
+              <w:rPr>
+                <w:rFonts w:ascii="Times New Roman" w:hAnsi="Times New Roman"/>
+                <w:b w:val="0"/>
+                <w:sz w:val="21"/>
+              </w:rPr>
+              <w:t>Processor: Core i5 or equivalent</w:t>
+              <w:br/>
+              <w:t>RAM: 8 GB or above</w:t>
+              <w:br/>
+              <w:t>Storage: 10 GB free space</w:t>
+            </w:r>
+          </w:p>
+        </w:tc>
+        <w:tc>
+          <w:tcPr>
+            <w:tcW w:type="dxa" w:w="5040"/>
+            <w:vAlign w:val="center"/>
+          </w:tcPr>
+          <w:p>
+            <w:r/>
+            <w:r>
+              <w:rPr>
+                <w:rFonts w:ascii="Times New Roman" w:hAnsi="Times New Roman"/>
+                <w:b w:val="0"/>
+                <w:sz w:val="21"/>
+              </w:rPr>
+              <w:t>Windows 10/11</w:t>
+              <w:br/>
+              <w:t>Visual Studio Code</w:t>
+              <w:br/>
+              <w:t>Google Chrome / Microsoft Edge</w:t>
+              <w:br/>
+              <w:t>HTML5</w:t>
+            </w:r>
+          </w:p>
+        </w:tc>
+      </w:tr>
+    </w:tbl>
+    <w:p>
+      <w:pPr>
+        <w:pStyle w:val="Heading1"/>
+      </w:pPr>
+      <w:r>
+        <w:t>6. PAGE DESIGN / STRUCTURE</w:t>
       </w:r>
     </w:p>
     <w:p>
       <w:r>
-        <w:t>The webpage is organized into a header and navigation area, college information sections, lists, a student table, images, a registration form, multimedia content, and a footer.</w:t>
+        <w:t>The webpage is arranged in a simple top-to-bottom structure. It starts with the portal heading and college link, followed by college information, departments, facilities, student details, college images, registration form, college anthem, college video, and footer.</w:t>
+      </w:r>
+    </w:p>
+    <w:p>
+      <w:pPr>
+        <w:jc w:val="center"/>
+      </w:pPr>
+      <w:r>
+        <w:rPr>
+          <w:b/>
+        </w:rPr>
+        <w:t>College Portal → About College → Departments → Facilities → Student Details → Registration → Multimedia → Footer</w:t>
       </w:r>
     </w:p>
     <w:p>
@@ -178,30 +453,127 @@
         <w:pStyle w:val="Heading1"/>
       </w:pPr>
       <w:r>
-        <w:t>Source Code</w:t>
+        <w:t>7. ALGORITHM / PROCEDURE</w:t>
       </w:r>
     </w:p>
     <w:p>
       <w:pPr>
-        <w:pStyle w:val="Heading2"/>
+        <w:pStyle w:val="ListNumber"/>
       </w:pPr>
       <w:r>
-        <w:t>HTML5 Document Structure</w:t>
+        <w:t>Create an HTML file with the basic html, head, and body structure.</w:t>
       </w:r>
     </w:p>
     <w:p>
+      <w:pPr>
+        <w:pStyle w:val="ListNumber"/>
+      </w:pPr>
+      <w:r>
+        <w:t>Add a title for the College Information Portal.</w:t>
+      </w:r>
+    </w:p>
+    <w:p>
+      <w:pPr>
+        <w:pStyle w:val="ListNumber"/>
+      </w:pPr>
+      <w:r>
+        <w:t>Add a heading and hyperlink for the college website.</w:t>
+      </w:r>
+    </w:p>
+    <w:p>
+      <w:pPr>
+        <w:pStyle w:val="ListNumber"/>
+      </w:pPr>
+      <w:r>
+        <w:t>Display college information using headings and paragraphs.</w:t>
+      </w:r>
+    </w:p>
+    <w:p>
+      <w:pPr>
+        <w:pStyle w:val="ListNumber"/>
+      </w:pPr>
+      <w:r>
+        <w:t>Create an ordered list for departments.</w:t>
+      </w:r>
+    </w:p>
+    <w:p>
+      <w:pPr>
+        <w:pStyle w:val="ListNumber"/>
+      </w:pPr>
+      <w:r>
+        <w:t>Create an unordered list for facilities.</w:t>
+      </w:r>
+    </w:p>
+    <w:p>
+      <w:pPr>
+        <w:pStyle w:val="ListNumber"/>
+      </w:pPr>
+      <w:r>
+        <w:t>Create a table to display student details.</w:t>
+      </w:r>
+    </w:p>
+    <w:p>
+      <w:pPr>
+        <w:pStyle w:val="ListNumber"/>
+      </w:pPr>
+      <w:r>
+        <w:t>Insert college logo and campus images using the img element.</w:t>
+      </w:r>
+    </w:p>
+    <w:p>
+      <w:pPr>
+        <w:pStyle w:val="ListNumber"/>
+      </w:pPr>
+      <w:r>
+        <w:t>Create a student registration form using text, email, password, radio, checkbox, select, date, number, color, range, and textarea controls.</w:t>
+      </w:r>
+    </w:p>
+    <w:p>
+      <w:pPr>
+        <w:pStyle w:val="ListNumber"/>
+      </w:pPr>
+      <w:r>
+        <w:t>Add audio and video elements for multimedia content.</w:t>
+      </w:r>
+    </w:p>
+    <w:p>
+      <w:pPr>
+        <w:pStyle w:val="ListNumber"/>
+      </w:pPr>
+      <w:r>
+        <w:t>Add a footer containing the copyright information.</w:t>
+      </w:r>
+    </w:p>
+    <w:p>
+      <w:pPr>
+        <w:pStyle w:val="ListNumber"/>
+      </w:pPr>
+      <w:r>
+        <w:t>Open the webpage in a browser and verify the complete output.</w:t>
+      </w:r>
+    </w:p>
+    <w:p>
+      <w:pPr>
+        <w:pStyle w:val="Heading1"/>
+      </w:pPr>
+      <w:r>
+        <w:t>8. SOURCE CODE</w:t>
+      </w:r>
+    </w:p>
+    <w:p>
+      <w:pPr>
+        <w:spacing w:after="0"/>
+      </w:pPr>
       <w:r>
         <w:rPr>
           <w:rFonts w:ascii="Consolas" w:hAnsi="Consolas"/>
-          <w:sz w:val="18"/>
+          <w:sz w:val="16"/>
         </w:rPr>
         <w:t>&lt;!DOCTYPE html&gt;</w:t>
         <w:br/>
-        <w:t>&lt;html lang="en"&gt;</w:t>
+        <w:t>&lt;html&gt;</w:t>
         <w:br/>
         <w:t>&lt;head&gt;</w:t>
-        <w:br/>
-        <w:t xml:space="preserve">    &lt;meta charset="UTF-8"&gt;</w:t>
         <w:br/>
         <w:t xml:space="preserve">    &lt;title&gt;College Information Portal&lt;/title&gt;</w:t>
         <w:br/>
@@ -209,31 +581,21 @@
         <w:br/>
         <w:t>&lt;body&gt;</w:t>
         <w:br/>
-        <w:t xml:space="preserve">    &lt;header&gt;</w:t>
         <w:br/>
-        <w:t xml:space="preserve">        &lt;h1&gt;College Information Portal&lt;/h1&gt;</w:t>
+        <w:t>&lt;h2&gt;College Information Portal&lt;/h2&gt;</w:t>
         <w:br/>
-        <w:t xml:space="preserve">    &lt;/header&gt;</w:t>
+        <w:t>&lt;a href="https://www.anits.edu.in/"&gt;College Website&lt;/a&gt;</w:t>
         <w:br/>
-        <w:t>&lt;/body&gt;</w:t>
         <w:br/>
-        <w:t>&lt;/html&gt;</w:t>
-      </w:r>
-    </w:p>
-    <w:p>
-      <w:pPr>
-        <w:pStyle w:val="Heading2"/>
-      </w:pPr>
-      <w:r>
-        <w:t>Lists</w:t>
-      </w:r>
-    </w:p>
-    <w:p>
-      <w:r>
-        <w:rPr>
-          <w:rFonts w:ascii="Consolas" w:hAnsi="Consolas"/>
-          <w:sz w:val="18"/>
-        </w:rPr>
+        <w:t>&lt;h3&gt;About College&lt;/h3&gt;</w:t>
+        <w:br/>
+        <w:t>&lt;p&gt;Anil Neerukonda Institute of Technology and Sciences is one of the</w:t>
+        <w:br/>
+        <w:t>leading engineering colleges in Andhra Pradesh.&lt;/p&gt;</w:t>
+        <w:br/>
+        <w:br/>
+        <w:t>&lt;h3&gt;Departments&lt;/h3&gt;</w:t>
+        <w:br/>
         <w:t>&lt;ol&gt;</w:t>
         <w:br/>
         <w:t xml:space="preserve">    &lt;li&gt;CSE&lt;/li&gt;</w:t>
@@ -242,8 +604,12 @@
         <w:br/>
         <w:t xml:space="preserve">    &lt;li&gt;EEE&lt;/li&gt;</w:t>
         <w:br/>
+        <w:t xml:space="preserve">    &lt;li&gt;Mechanical&lt;/li&gt;</w:t>
+        <w:br/>
         <w:t>&lt;/ol&gt;</w:t>
         <w:br/>
+        <w:br/>
+        <w:t>&lt;h3&gt;Facilities&lt;/h3&gt;</w:t>
         <w:br/>
         <w:t>&lt;ul&gt;</w:t>
         <w:br/>
@@ -253,101 +619,98 @@
         <w:br/>
         <w:t xml:space="preserve">    &lt;li&gt;Sports&lt;/li&gt;</w:t>
         <w:br/>
+        <w:t xml:space="preserve">    &lt;li&gt;Transport&lt;/li&gt;</w:t>
+        <w:br/>
         <w:t>&lt;/ul&gt;</w:t>
-      </w:r>
-    </w:p>
-    <w:p>
-      <w:pPr>
-        <w:pStyle w:val="Heading2"/>
-      </w:pPr>
-      <w:r>
-        <w:t>Student Table</w:t>
-      </w:r>
-    </w:p>
-    <w:p>
-      <w:r>
-        <w:rPr>
-          <w:rFonts w:ascii="Consolas" w:hAnsi="Consolas"/>
-          <w:sz w:val="18"/>
-        </w:rPr>
+        <w:br/>
+        <w:br/>
+        <w:t>&lt;h3&gt;Student Details&lt;/h3&gt;</w:t>
+        <w:br/>
         <w:t>&lt;table border="1"&gt;</w:t>
         <w:br/>
         <w:t xml:space="preserve">    &lt;tr&gt;</w:t>
         <w:br/>
-        <w:t xml:space="preserve">        &lt;th&gt;Roll No&lt;/th&gt;</w:t>
-        <w:br/>
-        <w:t xml:space="preserve">        &lt;th&gt;Name&lt;/th&gt;</w:t>
-        <w:br/>
-        <w:t xml:space="preserve">        &lt;th&gt;Branch&lt;/th&gt;</w:t>
-        <w:br/>
-        <w:t xml:space="preserve">        &lt;th&gt;Email&lt;/th&gt;</w:t>
+        <w:t xml:space="preserve">        &lt;th&gt;Roll No&lt;/th&gt;&lt;th&gt;Name&lt;/th&gt;&lt;th&gt;Branch&lt;/th&gt;&lt;th&gt;Email&lt;/th&gt;</w:t>
         <w:br/>
         <w:t xml:space="preserve">    &lt;/tr&gt;</w:t>
         <w:br/>
         <w:t xml:space="preserve">    &lt;tr&gt;</w:t>
         <w:br/>
-        <w:t xml:space="preserve">        &lt;td&gt;101&lt;/td&gt;</w:t>
+        <w:t xml:space="preserve">        &lt;td&gt;101&lt;/td&gt;&lt;td&gt;Sai Shishir&lt;/td&gt;&lt;td&gt;CSM&lt;/td&gt;&lt;td&gt;saishishir@gmail.com&lt;/td&gt;</w:t>
         <w:br/>
-        <w:t xml:space="preserve">        &lt;td&gt;Sai Shishir&lt;/td&gt;</w:t>
+        <w:t xml:space="preserve">    &lt;/tr&gt;</w:t>
         <w:br/>
-        <w:t xml:space="preserve">        &lt;td&gt;CSE (AI&amp;ML)&lt;/td&gt;</w:t>
+        <w:t xml:space="preserve">    &lt;tr&gt;</w:t>
         <w:br/>
-        <w:t xml:space="preserve">        &lt;td&gt;student@gmail.com&lt;/td&gt;</w:t>
+        <w:t xml:space="preserve">        &lt;td&gt;102&lt;/td&gt;&lt;td&gt;Rahul&lt;/td&gt;&lt;td&gt;CSE&lt;/td&gt;&lt;td&gt;rahul@gmail.com&lt;/td&gt;</w:t>
         <w:br/>
         <w:t xml:space="preserve">    &lt;/tr&gt;</w:t>
         <w:br/>
         <w:t>&lt;/table&gt;</w:t>
-      </w:r>
-    </w:p>
-    <w:p>
-      <w:pPr>
-        <w:pStyle w:val="Heading2"/>
-      </w:pPr>
-      <w:r>
-        <w:t>Form and HTML5 Inputs</w:t>
-      </w:r>
-    </w:p>
-    <w:p>
-      <w:r>
-        <w:rPr>
-          <w:rFonts w:ascii="Consolas" w:hAnsi="Consolas"/>
-          <w:sz w:val="18"/>
-        </w:rPr>
-        <w:t>&lt;input type="text"&gt;</w:t>
         <w:br/>
-        <w:t>&lt;input type="email"&gt;</w:t>
         <w:br/>
-        <w:t>&lt;input type="password"&gt;</w:t>
+        <w:t>&lt;h3&gt;College Logo&lt;/h3&gt;</w:t>
         <w:br/>
-        <w:t>&lt;input type="radio"&gt;</w:t>
+        <w:t>&lt;img src="college-logo.jpg" alt="College Logo"&gt;</w:t>
         <w:br/>
-        <w:t>&lt;input type="checkbox"&gt;</w:t>
         <w:br/>
-        <w:t>&lt;input type="date"&gt;</w:t>
+        <w:t>&lt;h3&gt;Student Registration Form&lt;/h3&gt;</w:t>
         <w:br/>
-        <w:t>&lt;input type="number"&gt;</w:t>
+        <w:t>&lt;form&gt;</w:t>
         <w:br/>
-        <w:t>&lt;input type="color"&gt;</w:t>
+        <w:t xml:space="preserve">    Name: &lt;input type="text"&gt;&lt;br&gt;</w:t>
         <w:br/>
-        <w:t>&lt;input type="range"&gt;</w:t>
+        <w:t xml:space="preserve">    Email: &lt;input type="email"&gt;&lt;br&gt;</w:t>
         <w:br/>
-        <w:t>&lt;textarea&gt;&lt;/textarea&gt;</w:t>
-      </w:r>
-    </w:p>
-    <w:p>
-      <w:pPr>
-        <w:pStyle w:val="Heading2"/>
-      </w:pPr>
-      <w:r>
-        <w:t>Multimedia</w:t>
-      </w:r>
-    </w:p>
-    <w:p>
-      <w:r>
-        <w:rPr>
-          <w:rFonts w:ascii="Consolas" w:hAnsi="Consolas"/>
-          <w:sz w:val="18"/>
-        </w:rPr>
+        <w:t xml:space="preserve">    Password: &lt;input type="password"&gt;&lt;br&gt;</w:t>
+        <w:br/>
+        <w:t xml:space="preserve">    Gender:</w:t>
+        <w:br/>
+        <w:t xml:space="preserve">    &lt;input type="radio" name="gender"&gt; Male</w:t>
+        <w:br/>
+        <w:t xml:space="preserve">    &lt;input type="radio" name="gender"&gt; Female&lt;br&gt;</w:t>
+        <w:br/>
+        <w:t xml:space="preserve">    Hobbies:</w:t>
+        <w:br/>
+        <w:t xml:space="preserve">    &lt;input type="checkbox"&gt; Sports</w:t>
+        <w:br/>
+        <w:t xml:space="preserve">    &lt;input type="checkbox"&gt; Music</w:t>
+        <w:br/>
+        <w:t xml:space="preserve">    &lt;input type="checkbox"&gt; Reading&lt;br&gt;</w:t>
+        <w:br/>
+        <w:t xml:space="preserve">    Branch:</w:t>
+        <w:br/>
+        <w:t xml:space="preserve">    &lt;select&gt;</w:t>
+        <w:br/>
+        <w:t xml:space="preserve">        &lt;option&gt;CSE&lt;/option&gt;</w:t>
+        <w:br/>
+        <w:t xml:space="preserve">        &lt;option&gt;CSM&lt;/option&gt;</w:t>
+        <w:br/>
+        <w:t xml:space="preserve">        &lt;option&gt;ECE&lt;/option&gt;</w:t>
+        <w:br/>
+        <w:t xml:space="preserve">    &lt;/select&gt;&lt;br&gt;</w:t>
+        <w:br/>
+        <w:t xml:space="preserve">    Date of Birth: &lt;input type="date"&gt;&lt;br&gt;</w:t>
+        <w:br/>
+        <w:t xml:space="preserve">    Mobile Number: &lt;input type="number"&gt;&lt;br&gt;</w:t>
+        <w:br/>
+        <w:t xml:space="preserve">    Favorite Color: &lt;input type="color"&gt;&lt;br&gt;</w:t>
+        <w:br/>
+        <w:t xml:space="preserve">    Satisfaction: &lt;input type="range"&gt;&lt;br&gt;</w:t>
+        <w:br/>
+        <w:t xml:space="preserve">    Comments:&lt;br&gt;</w:t>
+        <w:br/>
+        <w:t xml:space="preserve">    &lt;textarea&gt;&lt;/textarea&gt;&lt;br&gt;</w:t>
+        <w:br/>
+        <w:t xml:space="preserve">    &lt;input type="submit"&gt;</w:t>
+        <w:br/>
+        <w:t xml:space="preserve">    &lt;input type="reset"&gt;</w:t>
+        <w:br/>
+        <w:t>&lt;/form&gt;</w:t>
+        <w:br/>
+        <w:br/>
+        <w:t>&lt;h3&gt;College Anthem&lt;/h3&gt;</w:t>
+        <w:br/>
         <w:t>&lt;audio controls&gt;</w:t>
         <w:br/>
         <w:t xml:space="preserve">    &lt;source src="college.mp3" type="audio/mpeg"&gt;</w:t>
@@ -355,11 +718,25 @@
         <w:t>&lt;/audio&gt;</w:t>
         <w:br/>
         <w:br/>
-        <w:t>&lt;video controls&gt;</w:t>
+        <w:t>&lt;h3&gt;College Video&lt;/h3&gt;</w:t>
+        <w:br/>
+        <w:t>&lt;video controls width="320"&gt;</w:t>
         <w:br/>
         <w:t xml:space="preserve">    &lt;source src="college.mp4" type="video/mp4"&gt;</w:t>
         <w:br/>
         <w:t>&lt;/video&gt;</w:t>
+        <w:br/>
+        <w:br/>
+        <w:t>&lt;footer&gt;</w:t>
+        <w:br/>
+        <w:t xml:space="preserve">    &lt;p&gt;© 2026 College Information Portal&lt;/p&gt;</w:t>
+        <w:br/>
+        <w:t>&lt;/footer&gt;</w:t>
+        <w:br/>
+        <w:br/>
+        <w:t>&lt;/body&gt;</w:t>
+        <w:br/>
+        <w:t>&lt;/html&gt;</w:t>
       </w:r>
     </w:p>
     <w:p>
@@ -367,32 +744,963 @@
         <w:pStyle w:val="Heading1"/>
       </w:pPr>
       <w:r>
-        <w:t>Compilation / Execution Steps</w:t>
+        <w:t>9. CODE EXPLANATION</w:t>
+      </w:r>
+    </w:p>
+    <w:tbl>
+      <w:tblPr>
+        <w:tblStyle w:val="TableGrid"/>
+        <w:tblW w:type="auto" w:w="0"/>
+        <w:jc w:val="center"/>
+        <w:tblLook w:firstColumn="1" w:firstRow="1" w:lastColumn="0" w:lastRow="0" w:noHBand="0" w:noVBand="1" w:val="04A0"/>
+      </w:tblPr>
+      <w:tblGrid>
+        <w:gridCol w:w="5040"/>
+        <w:gridCol w:w="5040"/>
+      </w:tblGrid>
+      <w:tr>
+        <w:tc>
+          <w:tcPr>
+            <w:tcW w:type="dxa" w:w="5040"/>
+            <w:vAlign w:val="center"/>
+            <w:shd w:fill="D9EAF7"/>
+          </w:tcPr>
+          <w:p>
+            <w:r/>
+            <w:r>
+              <w:rPr>
+                <w:rFonts w:ascii="Times New Roman" w:hAnsi="Times New Roman"/>
+                <w:b/>
+                <w:sz w:val="21"/>
+              </w:rPr>
+              <w:t>HTML Component</w:t>
+            </w:r>
+          </w:p>
+        </w:tc>
+        <w:tc>
+          <w:tcPr>
+            <w:tcW w:type="dxa" w:w="5040"/>
+            <w:vAlign w:val="center"/>
+            <w:shd w:fill="D9EAF7"/>
+          </w:tcPr>
+          <w:p>
+            <w:r/>
+            <w:r>
+              <w:rPr>
+                <w:rFonts w:ascii="Times New Roman" w:hAnsi="Times New Roman"/>
+                <w:b/>
+                <w:sz w:val="21"/>
+              </w:rPr>
+              <w:t>Purpose</w:t>
+            </w:r>
+          </w:p>
+        </w:tc>
+      </w:tr>
+      <w:tr>
+        <w:tc>
+          <w:tcPr>
+            <w:tcW w:type="dxa" w:w="5040"/>
+            <w:vAlign w:val="center"/>
+          </w:tcPr>
+          <w:p>
+            <w:r/>
+            <w:r>
+              <w:rPr>
+                <w:rFonts w:ascii="Times New Roman" w:hAnsi="Times New Roman"/>
+                <w:b w:val="0"/>
+                <w:sz w:val="21"/>
+              </w:rPr>
+              <w:t>h1 / h2 / h3</w:t>
+            </w:r>
+          </w:p>
+        </w:tc>
+        <w:tc>
+          <w:tcPr>
+            <w:tcW w:type="dxa" w:w="5040"/>
+            <w:vAlign w:val="center"/>
+          </w:tcPr>
+          <w:p>
+            <w:r/>
+            <w:r>
+              <w:rPr>
+                <w:rFonts w:ascii="Times New Roman" w:hAnsi="Times New Roman"/>
+                <w:b w:val="0"/>
+                <w:sz w:val="21"/>
+              </w:rPr>
+              <w:t>Displays headings of different levels.</w:t>
+            </w:r>
+          </w:p>
+        </w:tc>
+      </w:tr>
+      <w:tr>
+        <w:tc>
+          <w:tcPr>
+            <w:tcW w:type="dxa" w:w="5040"/>
+            <w:vAlign w:val="center"/>
+          </w:tcPr>
+          <w:p>
+            <w:r/>
+            <w:r>
+              <w:rPr>
+                <w:rFonts w:ascii="Times New Roman" w:hAnsi="Times New Roman"/>
+                <w:b w:val="0"/>
+                <w:sz w:val="21"/>
+              </w:rPr>
+              <w:t>p</w:t>
+            </w:r>
+          </w:p>
+        </w:tc>
+        <w:tc>
+          <w:tcPr>
+            <w:tcW w:type="dxa" w:w="5040"/>
+            <w:vAlign w:val="center"/>
+          </w:tcPr>
+          <w:p>
+            <w:r/>
+            <w:r>
+              <w:rPr>
+                <w:rFonts w:ascii="Times New Roman" w:hAnsi="Times New Roman"/>
+                <w:b w:val="0"/>
+                <w:sz w:val="21"/>
+              </w:rPr>
+              <w:t>Displays paragraph content.</w:t>
+            </w:r>
+          </w:p>
+        </w:tc>
+      </w:tr>
+      <w:tr>
+        <w:tc>
+          <w:tcPr>
+            <w:tcW w:type="dxa" w:w="5040"/>
+            <w:vAlign w:val="center"/>
+          </w:tcPr>
+          <w:p>
+            <w:r/>
+            <w:r>
+              <w:rPr>
+                <w:rFonts w:ascii="Times New Roman" w:hAnsi="Times New Roman"/>
+                <w:b w:val="0"/>
+                <w:sz w:val="21"/>
+              </w:rPr>
+              <w:t>a</w:t>
+            </w:r>
+          </w:p>
+        </w:tc>
+        <w:tc>
+          <w:tcPr>
+            <w:tcW w:type="dxa" w:w="5040"/>
+            <w:vAlign w:val="center"/>
+          </w:tcPr>
+          <w:p>
+            <w:r/>
+            <w:r>
+              <w:rPr>
+                <w:rFonts w:ascii="Times New Roman" w:hAnsi="Times New Roman"/>
+                <w:b w:val="0"/>
+                <w:sz w:val="21"/>
+              </w:rPr>
+              <w:t>Creates a hyperlink.</w:t>
+            </w:r>
+          </w:p>
+        </w:tc>
+      </w:tr>
+      <w:tr>
+        <w:tc>
+          <w:tcPr>
+            <w:tcW w:type="dxa" w:w="5040"/>
+            <w:vAlign w:val="center"/>
+          </w:tcPr>
+          <w:p>
+            <w:r/>
+            <w:r>
+              <w:rPr>
+                <w:rFonts w:ascii="Times New Roman" w:hAnsi="Times New Roman"/>
+                <w:b w:val="0"/>
+                <w:sz w:val="21"/>
+              </w:rPr>
+              <w:t>ol / ul / li</w:t>
+            </w:r>
+          </w:p>
+        </w:tc>
+        <w:tc>
+          <w:tcPr>
+            <w:tcW w:type="dxa" w:w="5040"/>
+            <w:vAlign w:val="center"/>
+          </w:tcPr>
+          <w:p>
+            <w:r/>
+            <w:r>
+              <w:rPr>
+                <w:rFonts w:ascii="Times New Roman" w:hAnsi="Times New Roman"/>
+                <w:b w:val="0"/>
+                <w:sz w:val="21"/>
+              </w:rPr>
+              <w:t>Creates ordered and unordered lists.</w:t>
+            </w:r>
+          </w:p>
+        </w:tc>
+      </w:tr>
+      <w:tr>
+        <w:tc>
+          <w:tcPr>
+            <w:tcW w:type="dxa" w:w="5040"/>
+            <w:vAlign w:val="center"/>
+          </w:tcPr>
+          <w:p>
+            <w:r/>
+            <w:r>
+              <w:rPr>
+                <w:rFonts w:ascii="Times New Roman" w:hAnsi="Times New Roman"/>
+                <w:b w:val="0"/>
+                <w:sz w:val="21"/>
+              </w:rPr>
+              <w:t>table / tr / th / td</w:t>
+            </w:r>
+          </w:p>
+        </w:tc>
+        <w:tc>
+          <w:tcPr>
+            <w:tcW w:type="dxa" w:w="5040"/>
+            <w:vAlign w:val="center"/>
+          </w:tcPr>
+          <w:p>
+            <w:r/>
+            <w:r>
+              <w:rPr>
+                <w:rFonts w:ascii="Times New Roman" w:hAnsi="Times New Roman"/>
+                <w:b w:val="0"/>
+                <w:sz w:val="21"/>
+              </w:rPr>
+              <w:t>Displays student information in tabular form.</w:t>
+            </w:r>
+          </w:p>
+        </w:tc>
+      </w:tr>
+      <w:tr>
+        <w:tc>
+          <w:tcPr>
+            <w:tcW w:type="dxa" w:w="5040"/>
+            <w:vAlign w:val="center"/>
+          </w:tcPr>
+          <w:p>
+            <w:r/>
+            <w:r>
+              <w:rPr>
+                <w:rFonts w:ascii="Times New Roman" w:hAnsi="Times New Roman"/>
+                <w:b w:val="0"/>
+                <w:sz w:val="21"/>
+              </w:rPr>
+              <w:t>img</w:t>
+            </w:r>
+          </w:p>
+        </w:tc>
+        <w:tc>
+          <w:tcPr>
+            <w:tcW w:type="dxa" w:w="5040"/>
+            <w:vAlign w:val="center"/>
+          </w:tcPr>
+          <w:p>
+            <w:r/>
+            <w:r>
+              <w:rPr>
+                <w:rFonts w:ascii="Times New Roman" w:hAnsi="Times New Roman"/>
+                <w:b w:val="0"/>
+                <w:sz w:val="21"/>
+              </w:rPr>
+              <w:t>Displays college images.</w:t>
+            </w:r>
+          </w:p>
+        </w:tc>
+      </w:tr>
+      <w:tr>
+        <w:tc>
+          <w:tcPr>
+            <w:tcW w:type="dxa" w:w="5040"/>
+            <w:vAlign w:val="center"/>
+          </w:tcPr>
+          <w:p>
+            <w:r/>
+            <w:r>
+              <w:rPr>
+                <w:rFonts w:ascii="Times New Roman" w:hAnsi="Times New Roman"/>
+                <w:b w:val="0"/>
+                <w:sz w:val="21"/>
+              </w:rPr>
+              <w:t>form / input</w:t>
+            </w:r>
+          </w:p>
+        </w:tc>
+        <w:tc>
+          <w:tcPr>
+            <w:tcW w:type="dxa" w:w="5040"/>
+            <w:vAlign w:val="center"/>
+          </w:tcPr>
+          <w:p>
+            <w:r/>
+            <w:r>
+              <w:rPr>
+                <w:rFonts w:ascii="Times New Roman" w:hAnsi="Times New Roman"/>
+                <w:b w:val="0"/>
+                <w:sz w:val="21"/>
+              </w:rPr>
+              <w:t>Collects student registration information.</w:t>
+            </w:r>
+          </w:p>
+        </w:tc>
+      </w:tr>
+      <w:tr>
+        <w:tc>
+          <w:tcPr>
+            <w:tcW w:type="dxa" w:w="5040"/>
+            <w:vAlign w:val="center"/>
+          </w:tcPr>
+          <w:p>
+            <w:r/>
+            <w:r>
+              <w:rPr>
+                <w:rFonts w:ascii="Times New Roman" w:hAnsi="Times New Roman"/>
+                <w:b w:val="0"/>
+                <w:sz w:val="21"/>
+              </w:rPr>
+              <w:t>select / option</w:t>
+            </w:r>
+          </w:p>
+        </w:tc>
+        <w:tc>
+          <w:tcPr>
+            <w:tcW w:type="dxa" w:w="5040"/>
+            <w:vAlign w:val="center"/>
+          </w:tcPr>
+          <w:p>
+            <w:r/>
+            <w:r>
+              <w:rPr>
+                <w:rFonts w:ascii="Times New Roman" w:hAnsi="Times New Roman"/>
+                <w:b w:val="0"/>
+                <w:sz w:val="21"/>
+              </w:rPr>
+              <w:t>Provides a dropdown list.</w:t>
+            </w:r>
+          </w:p>
+        </w:tc>
+      </w:tr>
+      <w:tr>
+        <w:tc>
+          <w:tcPr>
+            <w:tcW w:type="dxa" w:w="5040"/>
+            <w:vAlign w:val="center"/>
+          </w:tcPr>
+          <w:p>
+            <w:r/>
+            <w:r>
+              <w:rPr>
+                <w:rFonts w:ascii="Times New Roman" w:hAnsi="Times New Roman"/>
+                <w:b w:val="0"/>
+                <w:sz w:val="21"/>
+              </w:rPr>
+              <w:t>textarea</w:t>
+            </w:r>
+          </w:p>
+        </w:tc>
+        <w:tc>
+          <w:tcPr>
+            <w:tcW w:type="dxa" w:w="5040"/>
+            <w:vAlign w:val="center"/>
+          </w:tcPr>
+          <w:p>
+            <w:r/>
+            <w:r>
+              <w:rPr>
+                <w:rFonts w:ascii="Times New Roman" w:hAnsi="Times New Roman"/>
+                <w:b w:val="0"/>
+                <w:sz w:val="21"/>
+              </w:rPr>
+              <w:t>Accepts multi-line comments.</w:t>
+            </w:r>
+          </w:p>
+        </w:tc>
+      </w:tr>
+      <w:tr>
+        <w:tc>
+          <w:tcPr>
+            <w:tcW w:type="dxa" w:w="5040"/>
+            <w:vAlign w:val="center"/>
+          </w:tcPr>
+          <w:p>
+            <w:r/>
+            <w:r>
+              <w:rPr>
+                <w:rFonts w:ascii="Times New Roman" w:hAnsi="Times New Roman"/>
+                <w:b w:val="0"/>
+                <w:sz w:val="21"/>
+              </w:rPr>
+              <w:t>audio / video</w:t>
+            </w:r>
+          </w:p>
+        </w:tc>
+        <w:tc>
+          <w:tcPr>
+            <w:tcW w:type="dxa" w:w="5040"/>
+            <w:vAlign w:val="center"/>
+          </w:tcPr>
+          <w:p>
+            <w:r/>
+            <w:r>
+              <w:rPr>
+                <w:rFonts w:ascii="Times New Roman" w:hAnsi="Times New Roman"/>
+                <w:b w:val="0"/>
+                <w:sz w:val="21"/>
+              </w:rPr>
+              <w:t>Embeds multimedia content.</w:t>
+            </w:r>
+          </w:p>
+        </w:tc>
+      </w:tr>
+      <w:tr>
+        <w:tc>
+          <w:tcPr>
+            <w:tcW w:type="dxa" w:w="5040"/>
+            <w:vAlign w:val="center"/>
+          </w:tcPr>
+          <w:p>
+            <w:r/>
+            <w:r>
+              <w:rPr>
+                <w:rFonts w:ascii="Times New Roman" w:hAnsi="Times New Roman"/>
+                <w:b w:val="0"/>
+                <w:sz w:val="21"/>
+              </w:rPr>
+              <w:t>footer</w:t>
+            </w:r>
+          </w:p>
+        </w:tc>
+        <w:tc>
+          <w:tcPr>
+            <w:tcW w:type="dxa" w:w="5040"/>
+            <w:vAlign w:val="center"/>
+          </w:tcPr>
+          <w:p>
+            <w:r/>
+            <w:r>
+              <w:rPr>
+                <w:rFonts w:ascii="Times New Roman" w:hAnsi="Times New Roman"/>
+                <w:b w:val="0"/>
+                <w:sz w:val="21"/>
+              </w:rPr>
+              <w:t>Displays the bottom section of the webpage.</w:t>
+            </w:r>
+          </w:p>
+        </w:tc>
+      </w:tr>
+    </w:tbl>
+    <w:p>
+      <w:pPr>
+        <w:pStyle w:val="Heading1"/>
+      </w:pPr>
+      <w:r>
+        <w:t>10. TEST CASES AND EXECUTION DATA</w:t>
+      </w:r>
+    </w:p>
+    <w:tbl>
+      <w:tblPr>
+        <w:tblStyle w:val="TableGrid"/>
+        <w:tblW w:type="auto" w:w="0"/>
+        <w:jc w:val="center"/>
+        <w:tblLook w:firstColumn="1" w:firstRow="1" w:lastColumn="0" w:lastRow="0" w:noHBand="0" w:noVBand="1" w:val="04A0"/>
+      </w:tblPr>
+      <w:tblGrid>
+        <w:gridCol w:w="2520"/>
+        <w:gridCol w:w="2520"/>
+        <w:gridCol w:w="2520"/>
+        <w:gridCol w:w="2520"/>
+      </w:tblGrid>
+      <w:tr>
+        <w:tc>
+          <w:tcPr>
+            <w:tcW w:type="dxa" w:w="2520"/>
+            <w:vAlign w:val="center"/>
+            <w:shd w:fill="D9EAF7"/>
+          </w:tcPr>
+          <w:p>
+            <w:r/>
+            <w:r>
+              <w:rPr>
+                <w:rFonts w:ascii="Times New Roman" w:hAnsi="Times New Roman"/>
+                <w:b/>
+                <w:sz w:val="21"/>
+              </w:rPr>
+              <w:t>Test Case</w:t>
+            </w:r>
+          </w:p>
+        </w:tc>
+        <w:tc>
+          <w:tcPr>
+            <w:tcW w:type="dxa" w:w="2520"/>
+            <w:vAlign w:val="center"/>
+            <w:shd w:fill="D9EAF7"/>
+          </w:tcPr>
+          <w:p>
+            <w:r/>
+            <w:r>
+              <w:rPr>
+                <w:rFonts w:ascii="Times New Roman" w:hAnsi="Times New Roman"/>
+                <w:b/>
+                <w:sz w:val="21"/>
+              </w:rPr>
+              <w:t>Action / Input</w:t>
+            </w:r>
+          </w:p>
+        </w:tc>
+        <w:tc>
+          <w:tcPr>
+            <w:tcW w:type="dxa" w:w="2520"/>
+            <w:vAlign w:val="center"/>
+            <w:shd w:fill="D9EAF7"/>
+          </w:tcPr>
+          <w:p>
+            <w:r/>
+            <w:r>
+              <w:rPr>
+                <w:rFonts w:ascii="Times New Roman" w:hAnsi="Times New Roman"/>
+                <w:b/>
+                <w:sz w:val="21"/>
+              </w:rPr>
+              <w:t>Expected Result</w:t>
+            </w:r>
+          </w:p>
+        </w:tc>
+        <w:tc>
+          <w:tcPr>
+            <w:tcW w:type="dxa" w:w="2520"/>
+            <w:vAlign w:val="center"/>
+            <w:shd w:fill="D9EAF7"/>
+          </w:tcPr>
+          <w:p>
+            <w:r/>
+            <w:r>
+              <w:rPr>
+                <w:rFonts w:ascii="Times New Roman" w:hAnsi="Times New Roman"/>
+                <w:b/>
+                <w:sz w:val="21"/>
+              </w:rPr>
+              <w:t>Status</w:t>
+            </w:r>
+          </w:p>
+        </w:tc>
+      </w:tr>
+      <w:tr>
+        <w:tc>
+          <w:tcPr>
+            <w:tcW w:type="dxa" w:w="2520"/>
+            <w:vAlign w:val="center"/>
+          </w:tcPr>
+          <w:p>
+            <w:r/>
+            <w:r>
+              <w:rPr>
+                <w:rFonts w:ascii="Times New Roman" w:hAnsi="Times New Roman"/>
+                <w:b w:val="0"/>
+                <w:sz w:val="21"/>
+              </w:rPr>
+              <w:t>TC-01</w:t>
+            </w:r>
+          </w:p>
+        </w:tc>
+        <w:tc>
+          <w:tcPr>
+            <w:tcW w:type="dxa" w:w="2520"/>
+            <w:vAlign w:val="center"/>
+          </w:tcPr>
+          <w:p>
+            <w:r/>
+            <w:r>
+              <w:rPr>
+                <w:rFonts w:ascii="Times New Roman" w:hAnsi="Times New Roman"/>
+                <w:b w:val="0"/>
+                <w:sz w:val="21"/>
+              </w:rPr>
+              <w:t>Open index.html in browser</w:t>
+            </w:r>
+          </w:p>
+        </w:tc>
+        <w:tc>
+          <w:tcPr>
+            <w:tcW w:type="dxa" w:w="2520"/>
+            <w:vAlign w:val="center"/>
+          </w:tcPr>
+          <w:p>
+            <w:r/>
+            <w:r>
+              <w:rPr>
+                <w:rFonts w:ascii="Times New Roman" w:hAnsi="Times New Roman"/>
+                <w:b w:val="0"/>
+                <w:sz w:val="21"/>
+              </w:rPr>
+              <w:t>College portal page is displayed</w:t>
+            </w:r>
+          </w:p>
+        </w:tc>
+        <w:tc>
+          <w:tcPr>
+            <w:tcW w:type="dxa" w:w="2520"/>
+            <w:vAlign w:val="center"/>
+          </w:tcPr>
+          <w:p>
+            <w:r/>
+            <w:r>
+              <w:rPr>
+                <w:rFonts w:ascii="Times New Roman" w:hAnsi="Times New Roman"/>
+                <w:b w:val="0"/>
+                <w:sz w:val="21"/>
+              </w:rPr>
+              <w:t>Pass</w:t>
+            </w:r>
+          </w:p>
+        </w:tc>
+      </w:tr>
+      <w:tr>
+        <w:tc>
+          <w:tcPr>
+            <w:tcW w:type="dxa" w:w="2520"/>
+            <w:vAlign w:val="center"/>
+          </w:tcPr>
+          <w:p>
+            <w:r/>
+            <w:r>
+              <w:rPr>
+                <w:rFonts w:ascii="Times New Roman" w:hAnsi="Times New Roman"/>
+                <w:b w:val="0"/>
+                <w:sz w:val="21"/>
+              </w:rPr>
+              <w:t>TC-02</w:t>
+            </w:r>
+          </w:p>
+        </w:tc>
+        <w:tc>
+          <w:tcPr>
+            <w:tcW w:type="dxa" w:w="2520"/>
+            <w:vAlign w:val="center"/>
+          </w:tcPr>
+          <w:p>
+            <w:r/>
+            <w:r>
+              <w:rPr>
+                <w:rFonts w:ascii="Times New Roman" w:hAnsi="Times New Roman"/>
+                <w:b w:val="0"/>
+                <w:sz w:val="21"/>
+              </w:rPr>
+              <w:t>Check departments and facilities</w:t>
+            </w:r>
+          </w:p>
+        </w:tc>
+        <w:tc>
+          <w:tcPr>
+            <w:tcW w:type="dxa" w:w="2520"/>
+            <w:vAlign w:val="center"/>
+          </w:tcPr>
+          <w:p>
+            <w:r/>
+            <w:r>
+              <w:rPr>
+                <w:rFonts w:ascii="Times New Roman" w:hAnsi="Times New Roman"/>
+                <w:b w:val="0"/>
+                <w:sz w:val="21"/>
+              </w:rPr>
+              <w:t>Lists are displayed correctly</w:t>
+            </w:r>
+          </w:p>
+        </w:tc>
+        <w:tc>
+          <w:tcPr>
+            <w:tcW w:type="dxa" w:w="2520"/>
+            <w:vAlign w:val="center"/>
+          </w:tcPr>
+          <w:p>
+            <w:r/>
+            <w:r>
+              <w:rPr>
+                <w:rFonts w:ascii="Times New Roman" w:hAnsi="Times New Roman"/>
+                <w:b w:val="0"/>
+                <w:sz w:val="21"/>
+              </w:rPr>
+              <w:t>Pass</w:t>
+            </w:r>
+          </w:p>
+        </w:tc>
+      </w:tr>
+      <w:tr>
+        <w:tc>
+          <w:tcPr>
+            <w:tcW w:type="dxa" w:w="2520"/>
+            <w:vAlign w:val="center"/>
+          </w:tcPr>
+          <w:p>
+            <w:r/>
+            <w:r>
+              <w:rPr>
+                <w:rFonts w:ascii="Times New Roman" w:hAnsi="Times New Roman"/>
+                <w:b w:val="0"/>
+                <w:sz w:val="21"/>
+              </w:rPr>
+              <w:t>TC-03</w:t>
+            </w:r>
+          </w:p>
+        </w:tc>
+        <w:tc>
+          <w:tcPr>
+            <w:tcW w:type="dxa" w:w="2520"/>
+            <w:vAlign w:val="center"/>
+          </w:tcPr>
+          <w:p>
+            <w:r/>
+            <w:r>
+              <w:rPr>
+                <w:rFonts w:ascii="Times New Roman" w:hAnsi="Times New Roman"/>
+                <w:b w:val="0"/>
+                <w:sz w:val="21"/>
+              </w:rPr>
+              <w:t>Check student details</w:t>
+            </w:r>
+          </w:p>
+        </w:tc>
+        <w:tc>
+          <w:tcPr>
+            <w:tcW w:type="dxa" w:w="2520"/>
+            <w:vAlign w:val="center"/>
+          </w:tcPr>
+          <w:p>
+            <w:r/>
+            <w:r>
+              <w:rPr>
+                <w:rFonts w:ascii="Times New Roman" w:hAnsi="Times New Roman"/>
+                <w:b w:val="0"/>
+                <w:sz w:val="21"/>
+              </w:rPr>
+              <w:t>Student table is displayed correctly</w:t>
+            </w:r>
+          </w:p>
+        </w:tc>
+        <w:tc>
+          <w:tcPr>
+            <w:tcW w:type="dxa" w:w="2520"/>
+            <w:vAlign w:val="center"/>
+          </w:tcPr>
+          <w:p>
+            <w:r/>
+            <w:r>
+              <w:rPr>
+                <w:rFonts w:ascii="Times New Roman" w:hAnsi="Times New Roman"/>
+                <w:b w:val="0"/>
+                <w:sz w:val="21"/>
+              </w:rPr>
+              <w:t>Pass</w:t>
+            </w:r>
+          </w:p>
+        </w:tc>
+      </w:tr>
+      <w:tr>
+        <w:tc>
+          <w:tcPr>
+            <w:tcW w:type="dxa" w:w="2520"/>
+            <w:vAlign w:val="center"/>
+          </w:tcPr>
+          <w:p>
+            <w:r/>
+            <w:r>
+              <w:rPr>
+                <w:rFonts w:ascii="Times New Roman" w:hAnsi="Times New Roman"/>
+                <w:b w:val="0"/>
+                <w:sz w:val="21"/>
+              </w:rPr>
+              <w:t>TC-04</w:t>
+            </w:r>
+          </w:p>
+        </w:tc>
+        <w:tc>
+          <w:tcPr>
+            <w:tcW w:type="dxa" w:w="2520"/>
+            <w:vAlign w:val="center"/>
+          </w:tcPr>
+          <w:p>
+            <w:r/>
+            <w:r>
+              <w:rPr>
+                <w:rFonts w:ascii="Times New Roman" w:hAnsi="Times New Roman"/>
+                <w:b w:val="0"/>
+                <w:sz w:val="21"/>
+              </w:rPr>
+              <w:t>Check registration form</w:t>
+            </w:r>
+          </w:p>
+        </w:tc>
+        <w:tc>
+          <w:tcPr>
+            <w:tcW w:type="dxa" w:w="2520"/>
+            <w:vAlign w:val="center"/>
+          </w:tcPr>
+          <w:p>
+            <w:r/>
+            <w:r>
+              <w:rPr>
+                <w:rFonts w:ascii="Times New Roman" w:hAnsi="Times New Roman"/>
+                <w:b w:val="0"/>
+                <w:sz w:val="21"/>
+              </w:rPr>
+              <w:t>All required form controls are visible</w:t>
+            </w:r>
+          </w:p>
+        </w:tc>
+        <w:tc>
+          <w:tcPr>
+            <w:tcW w:type="dxa" w:w="2520"/>
+            <w:vAlign w:val="center"/>
+          </w:tcPr>
+          <w:p>
+            <w:r/>
+            <w:r>
+              <w:rPr>
+                <w:rFonts w:ascii="Times New Roman" w:hAnsi="Times New Roman"/>
+                <w:b w:val="0"/>
+                <w:sz w:val="21"/>
+              </w:rPr>
+              <w:t>Pass</w:t>
+            </w:r>
+          </w:p>
+        </w:tc>
+      </w:tr>
+      <w:tr>
+        <w:tc>
+          <w:tcPr>
+            <w:tcW w:type="dxa" w:w="2520"/>
+            <w:vAlign w:val="center"/>
+          </w:tcPr>
+          <w:p>
+            <w:r/>
+            <w:r>
+              <w:rPr>
+                <w:rFonts w:ascii="Times New Roman" w:hAnsi="Times New Roman"/>
+                <w:b w:val="0"/>
+                <w:sz w:val="21"/>
+              </w:rPr>
+              <w:t>TC-05</w:t>
+            </w:r>
+          </w:p>
+        </w:tc>
+        <w:tc>
+          <w:tcPr>
+            <w:tcW w:type="dxa" w:w="2520"/>
+            <w:vAlign w:val="center"/>
+          </w:tcPr>
+          <w:p>
+            <w:r/>
+            <w:r>
+              <w:rPr>
+                <w:rFonts w:ascii="Times New Roman" w:hAnsi="Times New Roman"/>
+                <w:b w:val="0"/>
+                <w:sz w:val="21"/>
+              </w:rPr>
+              <w:t>Check audio and video</w:t>
+            </w:r>
+          </w:p>
+        </w:tc>
+        <w:tc>
+          <w:tcPr>
+            <w:tcW w:type="dxa" w:w="2520"/>
+            <w:vAlign w:val="center"/>
+          </w:tcPr>
+          <w:p>
+            <w:r/>
+            <w:r>
+              <w:rPr>
+                <w:rFonts w:ascii="Times New Roman" w:hAnsi="Times New Roman"/>
+                <w:b w:val="0"/>
+                <w:sz w:val="21"/>
+              </w:rPr>
+              <w:t>Multimedia controls are displayed</w:t>
+            </w:r>
+          </w:p>
+        </w:tc>
+        <w:tc>
+          <w:tcPr>
+            <w:tcW w:type="dxa" w:w="2520"/>
+            <w:vAlign w:val="center"/>
+          </w:tcPr>
+          <w:p>
+            <w:r/>
+            <w:r>
+              <w:rPr>
+                <w:rFonts w:ascii="Times New Roman" w:hAnsi="Times New Roman"/>
+                <w:b w:val="0"/>
+                <w:sz w:val="21"/>
+              </w:rPr>
+              <w:t>Pass</w:t>
+            </w:r>
+          </w:p>
+        </w:tc>
+      </w:tr>
+    </w:tbl>
+    <w:p>
+      <w:pPr>
+        <w:pStyle w:val="Heading1"/>
+      </w:pPr>
+      <w:r>
+        <w:t>11. EXECUTION STEPS</w:t>
       </w:r>
     </w:p>
     <w:p>
+      <w:pPr>
+        <w:pStyle w:val="ListNumber"/>
+      </w:pPr>
       <w:r>
-        <w:t>1. Open the project in Visual Studio Code.</w:t>
+        <w:t>Open the Experiment-01-Static-Webpage folder in Visual Studio Code.</w:t>
       </w:r>
     </w:p>
     <w:p>
+      <w:pPr>
+        <w:pStyle w:val="ListNumber"/>
+      </w:pPr>
       <w:r>
-        <w:t>2. Open the HTML file in the browser.</w:t>
+        <w:t>Open the HTML file from the src folder.</w:t>
       </w:r>
     </w:p>
     <w:p>
+      <w:pPr>
+        <w:pStyle w:val="ListNumber"/>
+      </w:pPr>
       <w:r>
-        <w:t>3. Verify the headings, paragraphs, text formatting, hyperlinks, lists, table, and images.</w:t>
+        <w:t>Ensure the image and multimedia files are available at their specified paths.</w:t>
       </w:r>
     </w:p>
     <w:p>
+      <w:pPr>
+        <w:pStyle w:val="ListNumber"/>
+      </w:pPr>
       <w:r>
-        <w:t>4. Test all form controls including radio buttons, checkboxes, dropdown, textarea, and HTML5 input types.</w:t>
+        <w:t>Save the HTML file.</w:t>
       </w:r>
     </w:p>
     <w:p>
+      <w:pPr>
+        <w:pStyle w:val="ListNumber"/>
+      </w:pPr>
       <w:r>
-        <w:t>5. Verify the audio and video controls and semantic page sections.</w:t>
+        <w:t>Open index.html in Google Chrome or Microsoft Edge.</w:t>
+      </w:r>
+    </w:p>
+    <w:p>
+      <w:pPr>
+        <w:pStyle w:val="ListNumber"/>
+      </w:pPr>
+      <w:r>
+        <w:t>Verify the college information, lists, table, images, registration form, audio, video, and footer.</w:t>
+      </w:r>
+    </w:p>
+    <w:p>
+      <w:pPr>
+        <w:pStyle w:val="ListNumber"/>
+      </w:pPr>
+      <w:r>
+        <w:t>Capture the final webpage output.</w:t>
       </w:r>
     </w:p>
     <w:p>
@@ -400,12 +1708,62 @@
         <w:pStyle w:val="Heading1"/>
       </w:pPr>
       <w:r>
-        <w:t>Expected Output / Screenshots</w:t>
+        <w:t>12. OUTPUT</w:t>
       </w:r>
     </w:p>
     <w:p>
       <w:r>
-        <w:t>The webpage displays the College Information Portal with college details, lists, student table, images, registration form, semantic elements, HTML5 input controls, audio, video, and footer. Attach the relevant output screenshot.</w:t>
+        <w:t>The following is the actual output captured while executing the College Information Portal. It shows the college information, departments, facilities, student details, registration form, and multimedia sections.</w:t>
+      </w:r>
+    </w:p>
+    <w:p>
+      <w:pPr>
+        <w:jc w:val="center"/>
+      </w:pPr>
+      <w:r>
+        <w:rPr>
+          <w:b/>
+        </w:rPr>
+        <w:t>Figure 1: College Information Portal — Actual Output</w:t>
+      </w:r>
+    </w:p>
+    <w:p>
+      <w:pPr>
+        <w:jc w:val="center"/>
+      </w:pPr>
+      <w:r>
+        <w:drawing>
+          <wp:inline xmlns:a="http://schemas.openxmlformats.org/drawingml/2006/main" xmlns:pic="http://schemas.openxmlformats.org/drawingml/2006/picture">
+            <wp:extent cx="2240280" cy="5143365"/>
+            <wp:docPr id="1" name="Picture 1"/>
+            <wp:cNvGraphicFramePr>
+              <a:graphicFrameLocks noChangeAspect="1"/>
+            </wp:cNvGraphicFramePr>
+            <a:graphic>
+              <a:graphicData uri="http://schemas.openxmlformats.org/drawingml/2006/picture">
+                <pic:pic>
+                  <pic:nvPicPr>
+                    <pic:cNvPr id="0" name="expt-1.png"/>
+                    <pic:cNvPicPr/>
+                  </pic:nvPicPr>
+                  <pic:blipFill>
+                    <a:blip r:embed="rId9"/>
+                    <a:stretch>
+                      <a:fillRect/>
+                    </a:stretch>
+                  </pic:blipFill>
+                  <pic:spPr>
+                    <a:xfrm>
+                      <a:off x="0" y="0"/>
+                      <a:ext cx="2240280" cy="5143365"/>
+                    </a:xfrm>
+                    <a:prstGeom prst="rect"/>
+                  </pic:spPr>
+                </pic:pic>
+              </a:graphicData>
+            </a:graphic>
+          </wp:inline>
+        </w:drawing>
       </w:r>
     </w:p>
     <w:p>
@@ -413,22 +1771,165 @@
         <w:pStyle w:val="Heading1"/>
       </w:pPr>
       <w:r>
-        <w:t>Result / Conclusion</w:t>
+        <w:t>13. RESULT / CONCLUSION</w:t>
       </w:r>
     </w:p>
     <w:p>
       <w:r>
-        <w:t>The College Information Portal was successfully designed and executed using HTML5. The experiment demonstrated structured document creation, tables, images, forms, semantic elements, HTML5 input types, hyperlinks, lists, and multimedia.</w:t>
+        <w:t>The College Information Portal was successfully designed and executed as a static webpage using HTML components. The experiment demonstrated the use of headings, paragraphs, hyperlinks, lists, tables, images, forms, multimedia elements, and footer content.</w:t>
+      </w:r>
+    </w:p>
+    <w:p>
+      <w:pPr>
+        <w:pStyle w:val="Heading1"/>
+      </w:pPr>
+      <w:r>
+        <w:t>14. PRECAUTIONS</w:t>
+      </w:r>
+    </w:p>
+    <w:p>
+      <w:pPr>
+        <w:pStyle w:val="ListBullet"/>
+      </w:pPr>
+      <w:r>
+        <w:t>Use the correct HTML tag for each type of content.</w:t>
+      </w:r>
+    </w:p>
+    <w:p>
+      <w:pPr>
+        <w:pStyle w:val="ListBullet"/>
+      </w:pPr>
+      <w:r>
+        <w:t>Close all HTML elements properly.</w:t>
+      </w:r>
+    </w:p>
+    <w:p>
+      <w:pPr>
+        <w:pStyle w:val="ListBullet"/>
+      </w:pPr>
+      <w:r>
+        <w:t>Check image, audio, and video file paths before execution.</w:t>
+      </w:r>
+    </w:p>
+    <w:p>
+      <w:pPr>
+        <w:pStyle w:val="ListBullet"/>
+      </w:pPr>
+      <w:r>
+        <w:t>Use meaningful alternative text for images.</w:t>
+      </w:r>
+    </w:p>
+    <w:p>
+      <w:pPr>
+        <w:pStyle w:val="ListBullet"/>
+      </w:pPr>
+      <w:r>
+        <w:t>Save the file before refreshing the browser.</w:t>
+      </w:r>
+    </w:p>
+    <w:p>
+      <w:pPr>
+        <w:pStyle w:val="ListBullet"/>
+      </w:pPr>
+      <w:r>
+        <w:t>Verify the form controls and table structure in the browser.</w:t>
+      </w:r>
+    </w:p>
+    <w:p>
+      <w:pPr>
+        <w:pStyle w:val="Heading1"/>
+      </w:pPr>
+      <w:r>
+        <w:t>15. VIVA-VOCE QUESTIONS</w:t>
+      </w:r>
+    </w:p>
+    <w:p>
+      <w:r>
+        <w:rPr>
+          <w:b/>
+        </w:rPr>
+        <w:t>1. What is HTML?</w:t>
+      </w:r>
+      <w:r>
+        <w:br/>
+        <w:t>HTML is a markup language used to structure content on webpages.</w:t>
+      </w:r>
+    </w:p>
+    <w:p>
+      <w:r>
+        <w:rPr>
+          <w:b/>
+        </w:rPr>
+        <w:t>2. What is a static webpage?</w:t>
+      </w:r>
+      <w:r>
+        <w:br/>
+        <w:t>A static webpage displays predefined content without server-side processing.</w:t>
+      </w:r>
+    </w:p>
+    <w:p>
+      <w:r>
+        <w:rPr>
+          <w:b/>
+        </w:rPr>
+        <w:t>3. What is the use of the &lt;table&gt; element?</w:t>
+      </w:r>
+      <w:r>
+        <w:br/>
+        <w:t>It is used to display data in rows and columns.</w:t>
+      </w:r>
+    </w:p>
+    <w:p>
+      <w:r>
+        <w:rPr>
+          <w:b/>
+        </w:rPr>
+        <w:t>4. Why is the &lt;form&gt; element used?</w:t>
+      </w:r>
+      <w:r>
+        <w:br/>
+        <w:t>It is used to collect information from users.</w:t>
+      </w:r>
+    </w:p>
+    <w:p>
+      <w:r>
+        <w:rPr>
+          <w:b/>
+        </w:rPr>
+        <w:t>5. Which HTML elements are used for multimedia?</w:t>
+      </w:r>
+      <w:r>
+        <w:br/>
+        <w:t>The &lt;audio&gt; and &lt;video&gt; elements are used to embed multimedia.</w:t>
       </w:r>
     </w:p>
     <w:sectPr>
+      <w:footerReference w:type="default" r:id="rId10"/>
       <w:pgSz w:w="12240" w:h="15840"/>
-      <w:pgMar w:top="1008" w:right="1152" w:bottom="1008" w:left="1152" w:header="720" w:footer="720" w:gutter="0"/>
+      <w:pgMar w:top="936" w:right="1080" w:bottom="936" w:left="1080" w:header="720" w:footer="720" w:gutter="0"/>
       <w:cols w:space="720"/>
       <w:docGrid w:linePitch="360"/>
     </w:sectPr>
   </w:body>
 </w:document>
+</file>
+
+<file path=word/footer1.xml><?xml version="1.0" encoding="utf-8"?>
+<w:ftr xmlns:m="http://schemas.openxmlformats.org/officeDocument/2006/math" xmlns:mc="http://schemas.openxmlformats.org/markup-compatibility/2006" xmlns:mo="http://schemas.microsoft.com/office/mac/office/2008/main" xmlns:mv="urn:schemas-microsoft-com:mac:vml" xmlns:o="urn:schemas-microsoft-com:office:office" xmlns:r="http://schemas.openxmlformats.org/officeDocument/2006/relationships" xmlns:v="urn:schemas-microsoft-com:vml" xmlns:w10="urn:schemas-microsoft-com:office:word" xmlns:w14="http://schemas.microsoft.com/office/word/2010/wordml" xmlns:w="http://schemas.openxmlformats.org/wordprocessingml/2006/main" xmlns:wne="http://schemas.microsoft.com/office/word/2006/wordml" xmlns:wp14="http://schemas.microsoft.com/office/word/2010/wordprocessingDrawing" xmlns:wp="http://schemas.openxmlformats.org/drawingml/2006/wordprocessingDrawing" xmlns:wpc="http://schemas.microsoft.com/office/word/2010/wordprocessingCanvas" xmlns:wpg="http://schemas.microsoft.com/office/word/2010/wordprocessingGroup" xmlns:wpi="http://schemas.microsoft.com/office/word/2010/wordprocessingInk" xmlns:wps="http://schemas.microsoft.com/office/word/2010/wordprocessingShape" mc:Ignorable="w14 wp14">
+  <w:p>
+    <w:pPr>
+      <w:pStyle w:val="Footer"/>
+      <w:jc w:val="center"/>
+    </w:pPr>
+    <w:r>
+      <w:rPr>
+        <w:rFonts w:ascii="Times New Roman" w:hAnsi="Times New Roman"/>
+        <w:sz w:val="18"/>
+      </w:rPr>
+      <w:t>Full Stack Web Development — Experiment 01</w:t>
+    </w:r>
+  </w:p>
+</w:ftr>
 </file>
 
 <file path=word/numbering.xml><?xml version="1.0" encoding="utf-8"?>
@@ -795,7 +2296,7 @@
     <w:qFormat/>
     <w:rsid w:val="00FC693F"/>
     <w:rPr>
-      <w:rFonts w:ascii="Arial" w:hAnsi="Arial"/>
+      <w:rFonts w:ascii="Times New Roman" w:hAnsi="Times New Roman"/>
       <w:sz w:val="22"/>
     </w:rPr>
   </w:style>
@@ -858,7 +2359,7 @@
       <w:outlineLvl w:val="0"/>
     </w:pPr>
     <w:rPr>
-      <w:rFonts w:asciiTheme="majorHAnsi" w:eastAsiaTheme="majorEastAsia" w:hAnsiTheme="majorHAnsi" w:cstheme="majorBidi"/>
+      <w:rFonts w:asciiTheme="majorHAnsi" w:eastAsiaTheme="majorEastAsia" w:hAnsiTheme="majorHAnsi" w:cstheme="majorBidi" w:ascii="Times New Roman" w:hAnsi="Times New Roman"/>
       <w:b/>
       <w:bCs/>
       <w:color w:val="365F91" w:themeColor="accent1" w:themeShade="BF"/>
@@ -882,11 +2383,11 @@
       <w:outlineLvl w:val="1"/>
     </w:pPr>
     <w:rPr>
-      <w:rFonts w:asciiTheme="majorHAnsi" w:eastAsiaTheme="majorEastAsia" w:hAnsiTheme="majorHAnsi" w:cstheme="majorBidi"/>
+      <w:rFonts w:asciiTheme="majorHAnsi" w:eastAsiaTheme="majorEastAsia" w:hAnsiTheme="majorHAnsi" w:cstheme="majorBidi" w:ascii="Times New Roman" w:hAnsi="Times New Roman"/>
       <w:b/>
       <w:bCs/>
       <w:color w:val="4F81BD" w:themeColor="accent1"/>
-      <w:sz w:val="26"/>
+      <w:sz w:val="24"/>
       <w:szCs w:val="26"/>
     </w:rPr>
   </w:style>
@@ -1147,11 +2648,12 @@
       <w:contextualSpacing/>
     </w:pPr>
     <w:rPr>
-      <w:rFonts w:asciiTheme="majorHAnsi" w:eastAsiaTheme="majorEastAsia" w:hAnsiTheme="majorHAnsi" w:cstheme="majorBidi"/>
+      <w:rFonts w:asciiTheme="majorHAnsi" w:eastAsiaTheme="majorEastAsia" w:hAnsiTheme="majorHAnsi" w:cstheme="majorBidi" w:ascii="Times New Roman" w:hAnsi="Times New Roman"/>
+      <w:b/>
       <w:color w:val="17365D" w:themeColor="text2" w:themeShade="BF"/>
       <w:spacing w:val="5"/>
       <w:kern w:val="28"/>
-      <w:sz w:val="52"/>
+      <w:sz w:val="36"/>
       <w:szCs w:val="52"/>
     </w:rPr>
   </w:style>
